--- a/pokemon-card-daian.docx
+++ b/pokemon-card-daian.docx
@@ -65,7 +65,7 @@
           <w:color w:val="1F3A5F"/>
           <w:sz w:val="23"/>
         </w:rPr>
-        <w:t>2. 代替案</w:t>
+        <w:t>2. 代替案：オリジナルカード</w:t>
       </w:r>
     </w:p>
     <w:tbl>
@@ -85,91 +85,14 @@
         </w:tblBorders>
       </w:tblPr>
       <w:tblGrid>
-        <w:gridCol w:w="1531"/>
-        <w:gridCol w:w="2920"/>
-        <w:gridCol w:w="2920"/>
-        <w:gridCol w:w="2920"/>
+        <w:gridCol w:w="1701"/>
+        <w:gridCol w:w="8617"/>
       </w:tblGrid>
       <w:tr>
         <w:tc>
           <w:tcPr>
-            <w:tcW w:type="dxa" w:w="1531"/>
-            <w:vAlign w:val="top"/>
-          </w:tcPr>
-          <w:p>
-            <w:r/>
-            <w:r>
-              <w:rPr>
-                <w:rFonts w:ascii="Meiryo" w:hAnsi="Meiryo" w:eastAsia="Meiryo"/>
-                <w:b/>
-                <w:sz w:val="19"/>
-              </w:rPr>
-            </w:r>
-          </w:p>
-        </w:tc>
-        <w:tc>
-          <w:tcPr>
-            <w:tcW w:type="dxa" w:w="2920"/>
-            <w:vAlign w:val="top"/>
-            <w:shd w:val="clear" w:color="auto" w:fill="1F3A5F"/>
-          </w:tcPr>
-          <w:p>
-            <w:r/>
-            <w:r>
-              <w:rPr>
-                <w:rFonts w:ascii="Meiryo" w:hAnsi="Meiryo" w:eastAsia="Meiryo"/>
-                <w:b/>
-                <w:color w:val="FFFFFF"/>
-                <w:sz w:val="19"/>
-              </w:rPr>
-              <w:t>案A　オリジナルカード</w:t>
-            </w:r>
-          </w:p>
-        </w:tc>
-        <w:tc>
-          <w:tcPr>
-            <w:tcW w:type="dxa" w:w="2920"/>
-            <w:vAlign w:val="top"/>
-            <w:shd w:val="clear" w:color="auto" w:fill="1F3A5F"/>
-          </w:tcPr>
-          <w:p>
-            <w:r/>
-            <w:r>
-              <w:rPr>
-                <w:rFonts w:ascii="Meiryo" w:hAnsi="Meiryo" w:eastAsia="Meiryo"/>
-                <w:b/>
-                <w:color w:val="FFFFFF"/>
-                <w:sz w:val="19"/>
-              </w:rPr>
-              <w:t>案B　公式の素材を使ったカード</w:t>
-            </w:r>
-          </w:p>
-        </w:tc>
-        <w:tc>
-          <w:tcPr>
-            <w:tcW w:type="dxa" w:w="2920"/>
-            <w:vAlign w:val="top"/>
-            <w:shd w:val="clear" w:color="auto" w:fill="1F3A5F"/>
-          </w:tcPr>
-          <w:p>
-            <w:r/>
-            <w:r>
-              <w:rPr>
-                <w:rFonts w:ascii="Meiryo" w:hAnsi="Meiryo" w:eastAsia="Meiryo"/>
-                <w:b/>
-                <w:color w:val="FFFFFF"/>
-                <w:sz w:val="19"/>
-              </w:rPr>
-              <w:t>案C　本物のカードを少数用意</w:t>
-            </w:r>
-          </w:p>
-        </w:tc>
-      </w:tr>
-      <w:tr>
-        <w:tc>
-          <w:tcPr>
-            <w:tcW w:type="dxa" w:w="1531"/>
-            <w:vAlign w:val="top"/>
+            <w:tcW w:type="dxa" w:w="1701"/>
+            <w:vAlign w:val="center"/>
             <w:shd w:val="clear" w:color="auto" w:fill="E8EEF5"/>
           </w:tcPr>
           <w:p>
@@ -178,7 +101,7 @@
               <w:rPr>
                 <w:rFonts w:ascii="Meiryo" w:hAnsi="Meiryo" w:eastAsia="Meiryo"/>
                 <w:b/>
-                <w:sz w:val="19"/>
+                <w:sz w:val="20"/>
               </w:rPr>
               <w:t>内容</w:t>
             </w:r>
@@ -186,8 +109,8 @@
         </w:tc>
         <w:tc>
           <w:tcPr>
-            <w:tcW w:type="dxa" w:w="2920"/>
-            <w:vAlign w:val="top"/>
+            <w:tcW w:type="dxa" w:w="8617"/>
+            <w:vAlign w:val="center"/>
           </w:tcPr>
           <w:p>
             <w:r/>
@@ -195,43 +118,9 @@
               <w:rPr>
                 <w:rFonts w:ascii="Meiryo" w:hAnsi="Meiryo" w:eastAsia="Meiryo"/>
                 <w:b w:val="0"/>
-                <w:sz w:val="19"/>
+                <w:sz w:val="20"/>
               </w:rPr>
-              <w:t>子どもが考えたキャラクター（手描き・ChatGPTなど）で、カードを作る。ポケモンの名前や絵は使わない。</w:t>
-            </w:r>
-          </w:p>
-        </w:tc>
-        <w:tc>
-          <w:tcPr>
-            <w:tcW w:type="dxa" w:w="2920"/>
-            <w:vAlign w:val="top"/>
-          </w:tcPr>
-          <w:p>
-            <w:r/>
-            <w:r>
-              <w:rPr>
-                <w:rFonts w:ascii="Meiryo" w:hAnsi="Meiryo" w:eastAsia="Meiryo"/>
-                <w:b w:val="0"/>
-                <w:sz w:val="19"/>
-              </w:rPr>
-              <w:t>公式が教育・保育施設向けに配っているイラスト素材（ポケモン イラストラボ）で、カードの絵を作る。</w:t>
-            </w:r>
-          </w:p>
-        </w:tc>
-        <w:tc>
-          <w:tcPr>
-            <w:tcW w:type="dxa" w:w="2920"/>
-            <w:vAlign w:val="top"/>
-          </w:tcPr>
-          <w:p>
-            <w:r/>
-            <w:r>
-              <w:rPr>
-                <w:rFonts w:ascii="Meiryo" w:hAnsi="Meiryo" w:eastAsia="Meiryo"/>
-                <w:b w:val="0"/>
-                <w:sz w:val="19"/>
-              </w:rPr>
-              <w:t>公式のスターターセットなどを、少数購入する。職員が管理し、事業所内で遊ぶ。</w:t>
+              <w:t>子どもが考えたキャラクター（手描き・ChatGPTなど）で、オリジナルのカードを作ります。ポケモンの名前や絵は使いません。カードの形やルールは、これまで用意した資料（テンプレート、ルール早見表、プレイシート）をそのまま使います。</w:t>
             </w:r>
           </w:p>
         </w:tc>
@@ -239,8 +128,8 @@
       <w:tr>
         <w:tc>
           <w:tcPr>
-            <w:tcW w:type="dxa" w:w="1531"/>
-            <w:vAlign w:val="top"/>
+            <w:tcW w:type="dxa" w:w="1701"/>
+            <w:vAlign w:val="center"/>
             <w:shd w:val="clear" w:color="auto" w:fill="E8EEF5"/>
           </w:tcPr>
           <w:p>
@@ -249,7 +138,7 @@
               <w:rPr>
                 <w:rFonts w:ascii="Meiryo" w:hAnsi="Meiryo" w:eastAsia="Meiryo"/>
                 <w:b/>
-                <w:sz w:val="19"/>
+                <w:sz w:val="20"/>
               </w:rPr>
               <w:t>費用のめやす</w:t>
             </w:r>
@@ -257,8 +146,8 @@
         </w:tc>
         <w:tc>
           <w:tcPr>
-            <w:tcW w:type="dxa" w:w="2920"/>
-            <w:vAlign w:val="top"/>
+            <w:tcW w:type="dxa" w:w="8617"/>
+            <w:vAlign w:val="center"/>
           </w:tcPr>
           <w:p>
             <w:r/>
@@ -266,43 +155,9 @@
               <w:rPr>
                 <w:rFonts w:ascii="Meiryo" w:hAnsi="Meiryo" w:eastAsia="Meiryo"/>
                 <w:b w:val="0"/>
-                <w:sz w:val="19"/>
+                <w:sz w:val="20"/>
               </w:rPr>
-              <w:t>台紙（100円ショップのカードやトランプ）、印刷代、スリーブ。企画書の予算（約1,000円）内で始められる。</w:t>
-            </w:r>
-          </w:p>
-        </w:tc>
-        <w:tc>
-          <w:tcPr>
-            <w:tcW w:type="dxa" w:w="2920"/>
-            <w:vAlign w:val="top"/>
-          </w:tcPr>
-          <w:p>
-            <w:r/>
-            <w:r>
-              <w:rPr>
-                <w:rFonts w:ascii="Meiryo" w:hAnsi="Meiryo" w:eastAsia="Meiryo"/>
-                <w:b w:val="0"/>
-                <w:sz w:val="19"/>
-              </w:rPr>
-              <w:t>印刷代、スリーブ。予算内。</w:t>
-            </w:r>
-          </w:p>
-        </w:tc>
-        <w:tc>
-          <w:tcPr>
-            <w:tcW w:type="dxa" w:w="2920"/>
-            <w:vAlign w:val="top"/>
-          </w:tcPr>
-          <w:p>
-            <w:r/>
-            <w:r>
-              <w:rPr>
-                <w:rFonts w:ascii="Meiryo" w:hAnsi="Meiryo" w:eastAsia="Meiryo"/>
-                <w:b w:val="0"/>
-                <w:sz w:val="19"/>
-              </w:rPr>
-              <w:t>予算が増える。価格は、購入前に確認する。</w:t>
+              <w:t>台紙（100円ショップのカードやトランプ）、印刷代、スリーブ。企画書の予算（約1,000円）内で始められます。</w:t>
             </w:r>
           </w:p>
         </w:tc>
@@ -310,8 +165,8 @@
       <w:tr>
         <w:tc>
           <w:tcPr>
-            <w:tcW w:type="dxa" w:w="1531"/>
-            <w:vAlign w:val="top"/>
+            <w:tcW w:type="dxa" w:w="1701"/>
+            <w:vAlign w:val="center"/>
             <w:shd w:val="clear" w:color="auto" w:fill="E8EEF5"/>
           </w:tcPr>
           <w:p>
@@ -320,7 +175,7 @@
               <w:rPr>
                 <w:rFonts w:ascii="Meiryo" w:hAnsi="Meiryo" w:eastAsia="Meiryo"/>
                 <w:b/>
-                <w:sz w:val="19"/>
+                <w:sz w:val="20"/>
               </w:rPr>
               <w:t>よい点</w:t>
             </w:r>
@@ -328,8 +183,8 @@
         </w:tc>
         <w:tc>
           <w:tcPr>
-            <w:tcW w:type="dxa" w:w="2920"/>
-            <w:vAlign w:val="top"/>
+            <w:tcW w:type="dxa" w:w="8617"/>
+            <w:vAlign w:val="center"/>
           </w:tcPr>
           <w:p>
             <w:r/>
@@ -337,43 +192,9 @@
               <w:rPr>
                 <w:rFonts w:ascii="Meiryo" w:hAnsi="Meiryo" w:eastAsia="Meiryo"/>
                 <w:b w:val="0"/>
-                <w:sz w:val="19"/>
+                <w:sz w:val="20"/>
               </w:rPr>
-              <w:t>権利の問題が小さい。子どもが自分で考えるので、愛着が出る。すでにテンプレートがある。</w:t>
-            </w:r>
-          </w:p>
-        </w:tc>
-        <w:tc>
-          <w:tcPr>
-            <w:tcW w:type="dxa" w:w="2920"/>
-            <w:vAlign w:val="top"/>
-          </w:tcPr>
-          <w:p>
-            <w:r/>
-            <w:r>
-              <w:rPr>
-                <w:rFonts w:ascii="Meiryo" w:hAnsi="Meiryo" w:eastAsia="Meiryo"/>
-                <w:b w:val="0"/>
-                <w:sz w:val="19"/>
-              </w:rPr>
-              <w:t>公式の絵を使えるので、子どもが親しみやすい。</w:t>
-            </w:r>
-          </w:p>
-        </w:tc>
-        <w:tc>
-          <w:tcPr>
-            <w:tcW w:type="dxa" w:w="2920"/>
-            <w:vAlign w:val="top"/>
-          </w:tcPr>
-          <w:p>
-            <w:r/>
-            <w:r>
-              <w:rPr>
-                <w:rFonts w:ascii="Meiryo" w:hAnsi="Meiryo" w:eastAsia="Meiryo"/>
-                <w:b w:val="0"/>
-                <w:sz w:val="19"/>
-              </w:rPr>
-              <w:t>権利の問題がない。子どもの興味に最も近い。</w:t>
+              <w:t>権利の問題が小さいです。子どもが自分で考えるので、カードへの愛着が出ます。すでにテンプレートがあり、すぐに始められます。</w:t>
             </w:r>
           </w:p>
         </w:tc>
@@ -381,8 +202,8 @@
       <w:tr>
         <w:tc>
           <w:tcPr>
-            <w:tcW w:type="dxa" w:w="1531"/>
-            <w:vAlign w:val="top"/>
+            <w:tcW w:type="dxa" w:w="1701"/>
+            <w:vAlign w:val="center"/>
             <w:shd w:val="clear" w:color="auto" w:fill="E8EEF5"/>
           </w:tcPr>
           <w:p>
@@ -391,7 +212,7 @@
               <w:rPr>
                 <w:rFonts w:ascii="Meiryo" w:hAnsi="Meiryo" w:eastAsia="Meiryo"/>
                 <w:b/>
-                <w:sz w:val="19"/>
+                <w:sz w:val="20"/>
               </w:rPr>
               <w:t>注意点</w:t>
             </w:r>
@@ -399,8 +220,8 @@
         </w:tc>
         <w:tc>
           <w:tcPr>
-            <w:tcW w:type="dxa" w:w="2920"/>
-            <w:vAlign w:val="top"/>
+            <w:tcW w:type="dxa" w:w="8617"/>
+            <w:vAlign w:val="center"/>
           </w:tcPr>
           <w:p>
             <w:r/>
@@ -408,43 +229,11 @@
               <w:rPr>
                 <w:rFonts w:ascii="Meiryo" w:hAnsi="Meiryo" w:eastAsia="Meiryo"/>
                 <w:b w:val="0"/>
-                <w:sz w:val="19"/>
+                <w:sz w:val="20"/>
               </w:rPr>
-              <w:t>本物のポケモンカードとは別の遊びになる。ChatGPTを使う場合は、年齢条件を確認する。</w:t>
-            </w:r>
-          </w:p>
-        </w:tc>
-        <w:tc>
-          <w:tcPr>
-            <w:tcW w:type="dxa" w:w="2920"/>
-            <w:vAlign w:val="top"/>
-          </w:tcPr>
-          <w:p>
-            <w:r/>
-            <w:r>
-              <w:rPr>
-                <w:rFonts w:ascii="Meiryo" w:hAnsi="Meiryo" w:eastAsia="Meiryo"/>
-                <w:b w:val="0"/>
-                <w:sz w:val="19"/>
-              </w:rPr>
-              <w:t>放課後等デイサービスが、素材の対象施設に入るか、確認できていない。利用規約の確認が必要。</w:t>
-            </w:r>
-          </w:p>
-        </w:tc>
-        <w:tc>
-          <w:tcPr>
-            <w:tcW w:type="dxa" w:w="2920"/>
-            <w:vAlign w:val="top"/>
-          </w:tcPr>
-          <w:p>
-            <w:r/>
-            <w:r>
-              <w:rPr>
-                <w:rFonts w:ascii="Meiryo" w:hAnsi="Meiryo" w:eastAsia="Meiryo"/>
-                <w:b w:val="0"/>
-                <w:sz w:val="19"/>
-              </w:rPr>
-              <w:t>費用が増える。紛失や破損、カードの取り合いに気をつける。上司の承認が必要。</w:t>
+              <w:t>本物のポケモンカードとは別の遊びになります。</w:t>
+              <w:br/>
+              <w:t>ChatGPTは、大人が操作します。子どもの意見は、大人が「アイデアシート」を使って聞き取り、それをもとに、大人がChatGPTに入力します。（アイデアシートは、次のページにあります。）</w:t>
             </w:r>
           </w:p>
         </w:tc>
@@ -462,74 +251,7 @@
           <w:color w:val="1F3A5F"/>
           <w:sz w:val="23"/>
         </w:rPr>
-        <w:t>3. おすすめの進め方</w:t>
-      </w:r>
-    </w:p>
-    <w:p>
-      <w:pPr>
-        <w:pStyle w:val="ListBullet"/>
-        <w:spacing w:after="20"/>
-      </w:pPr>
-      <w:r>
-        <w:rPr>
-          <w:rFonts w:ascii="Meiryo" w:hAnsi="Meiryo" w:eastAsia="Meiryo"/>
-          <w:b w:val="0"/>
-        </w:rPr>
-        <w:t>まず、公式（株式会社ポケモン）に、プロキシ作成が可能かどうかを問い合わせる。</w:t>
-      </w:r>
-    </w:p>
-    <w:p>
-      <w:pPr>
-        <w:pStyle w:val="ListBullet"/>
-        <w:spacing w:after="20"/>
-      </w:pPr>
-      <w:r>
-        <w:rPr>
-          <w:rFonts w:ascii="Meiryo" w:hAnsi="Meiryo" w:eastAsia="Meiryo"/>
-          <w:b w:val="0"/>
-        </w:rPr>
-        <w:t>認められなかった場合は、案A（オリジナルカード）で活動を始める。予算内で、すぐに始められる。</w:t>
-      </w:r>
-    </w:p>
-    <w:p>
-      <w:pPr>
-        <w:pStyle w:val="ListBullet"/>
-        <w:spacing w:after="20"/>
-      </w:pPr>
-      <w:r>
-        <w:rPr>
-          <w:rFonts w:ascii="Meiryo" w:hAnsi="Meiryo" w:eastAsia="Meiryo"/>
-          <w:b w:val="0"/>
-        </w:rPr>
-        <w:t>活動の様子を見て、続けられそうなら、案B（公式の素材）や案C（本物のカード）を、改めて上司に相談する。</w:t>
-      </w:r>
-    </w:p>
-    <w:p>
-      <w:pPr>
-        <w:pStyle w:val="ListBullet"/>
-        <w:spacing w:after="20"/>
-      </w:pPr>
-      <w:r>
-        <w:rPr>
-          <w:rFonts w:ascii="Meiryo" w:hAnsi="Meiryo" w:eastAsia="Meiryo"/>
-          <w:b w:val="0"/>
-        </w:rPr>
-        <w:t>ルールは、企画書のとおり、最初は簡単なルールから始め、続けていけそうなら公式ルールに変えていく。</w:t>
-      </w:r>
-    </w:p>
-    <w:p>
-      <w:pPr>
-        <w:keepNext/>
-        <w:spacing w:before="160"/>
-      </w:pPr>
-      <w:r>
-        <w:rPr>
-          <w:rFonts w:ascii="Meiryo" w:hAnsi="Meiryo" w:eastAsia="Meiryo"/>
-          <w:b/>
-          <w:color w:val="1F3A5F"/>
-          <w:sz w:val="23"/>
-        </w:rPr>
-        <w:t>4. 変わらないこと</w:t>
+        <w:t>3. 変わらないこと</w:t>
       </w:r>
     </w:p>
     <w:p>
@@ -572,44 +294,633 @@
       </w:r>
     </w:p>
     <w:p>
+      <w:r>
+        <w:br w:type="page"/>
+      </w:r>
+    </w:p>
+    <w:p>
       <w:pPr>
-        <w:keepNext/>
-        <w:spacing w:before="160"/>
+        <w:jc w:val="center"/>
       </w:pPr>
       <w:r>
         <w:rPr>
           <w:rFonts w:ascii="Meiryo" w:hAnsi="Meiryo" w:eastAsia="Meiryo"/>
           <w:b/>
           <w:color w:val="1F3A5F"/>
-          <w:sz w:val="23"/>
+          <w:sz w:val="32"/>
         </w:rPr>
-        <w:t>5. 確認してもらいたいこと</w:t>
+        <w:t>オリジナルカード　アイデアシート</w:t>
       </w:r>
     </w:p>
     <w:p>
       <w:pPr>
-        <w:pStyle w:val="ListBullet"/>
-        <w:spacing w:after="20"/>
+        <w:jc w:val="center"/>
       </w:pPr>
       <w:r>
         <w:rPr>
           <w:rFonts w:ascii="Meiryo" w:hAnsi="Meiryo" w:eastAsia="Meiryo"/>
           <w:b w:val="0"/>
+          <w:color w:val="555555"/>
+          <w:sz w:val="18"/>
         </w:rPr>
-        <w:t>プロキシが認められない場合に、案Aで始めてよいか。</w:t>
+        <w:t>子どもの意見を聞くときに使います。子どもの話を聞きながら、大人が書きます。</w:t>
       </w:r>
     </w:p>
     <w:p>
-      <w:pPr>
-        <w:pStyle w:val="ListBullet"/>
-        <w:spacing w:after="20"/>
-      </w:pPr>
+      <w:r>
+        <w:rPr>
+          <w:sz w:val="6"/>
+        </w:rPr>
+      </w:r>
+    </w:p>
+    <w:tbl>
+      <w:tblPr>
+        <w:tblW w:type="auto" w:w="0"/>
+        <w:jc w:val="center"/>
+        <w:tblLayout w:type="fixed"/>
+        <w:tblLook w:firstColumn="1" w:firstRow="1" w:lastColumn="0" w:lastRow="0" w:noHBand="0" w:noVBand="1" w:val="04A0"/>
+        <w:tblLayout w:type="fixed"/>
+        <w:tblBorders>
+          <w:top w:val="single" w:sz="6" w:color="7B8794"/>
+          <w:left w:val="single" w:sz="6" w:color="7B8794"/>
+          <w:bottom w:val="single" w:sz="6" w:color="7B8794"/>
+          <w:right w:val="single" w:sz="6" w:color="7B8794"/>
+          <w:insideH w:val="single" w:sz="6" w:color="7B8794"/>
+          <w:insideV w:val="single" w:sz="6" w:color="7B8794"/>
+        </w:tblBorders>
+      </w:tblPr>
+      <w:tblGrid>
+        <w:gridCol w:w="1247"/>
+        <w:gridCol w:w="2835"/>
+        <w:gridCol w:w="1247"/>
+        <w:gridCol w:w="1814"/>
+        <w:gridCol w:w="1247"/>
+        <w:gridCol w:w="1928"/>
+      </w:tblGrid>
+      <w:tr>
+        <w:trPr>
+          <w:trHeight w:val="567" w:hRule="atLeast"/>
+        </w:trPr>
+        <w:tc>
+          <w:tcPr>
+            <w:tcW w:type="dxa" w:w="1247"/>
+            <w:vAlign w:val="center"/>
+            <w:shd w:val="clear" w:color="auto" w:fill="E8EEF5"/>
+          </w:tcPr>
+          <w:p>
+            <w:r/>
+            <w:r>
+              <w:rPr>
+                <w:rFonts w:ascii="Meiryo" w:hAnsi="Meiryo" w:eastAsia="Meiryo"/>
+                <w:b/>
+                <w:sz w:val="20"/>
+              </w:rPr>
+              <w:t>日付</w:t>
+            </w:r>
+          </w:p>
+        </w:tc>
+        <w:tc>
+          <w:tcPr>
+            <w:tcW w:type="dxa" w:w="2835"/>
+            <w:vAlign w:val="center"/>
+          </w:tcPr>
+          <w:p>
+            <w:r/>
+            <w:r>
+              <w:rPr>
+                <w:rFonts w:ascii="Meiryo" w:hAnsi="Meiryo" w:eastAsia="Meiryo"/>
+                <w:b w:val="0"/>
+                <w:color w:val="666666"/>
+                <w:sz w:val="17"/>
+              </w:rPr>
+            </w:r>
+          </w:p>
+        </w:tc>
+        <w:tc>
+          <w:tcPr>
+            <w:tcW w:type="dxa" w:w="1247"/>
+            <w:vAlign w:val="center"/>
+            <w:shd w:val="clear" w:color="auto" w:fill="E8EEF5"/>
+          </w:tcPr>
+          <w:p>
+            <w:r/>
+            <w:r>
+              <w:rPr>
+                <w:rFonts w:ascii="Meiryo" w:hAnsi="Meiryo" w:eastAsia="Meiryo"/>
+                <w:b/>
+                <w:sz w:val="20"/>
+              </w:rPr>
+              <w:t>聞いた人</w:t>
+            </w:r>
+          </w:p>
+        </w:tc>
+        <w:tc>
+          <w:tcPr>
+            <w:tcW w:type="dxa" w:w="1814"/>
+            <w:vAlign w:val="center"/>
+          </w:tcPr>
+          <w:p>
+            <w:r/>
+            <w:r>
+              <w:rPr>
+                <w:rFonts w:ascii="Meiryo" w:hAnsi="Meiryo" w:eastAsia="Meiryo"/>
+                <w:b w:val="0"/>
+                <w:color w:val="666666"/>
+                <w:sz w:val="17"/>
+              </w:rPr>
+            </w:r>
+          </w:p>
+        </w:tc>
+        <w:tc>
+          <w:tcPr>
+            <w:tcW w:type="dxa" w:w="1247"/>
+            <w:vAlign w:val="center"/>
+            <w:shd w:val="clear" w:color="auto" w:fill="E8EEF5"/>
+          </w:tcPr>
+          <w:p>
+            <w:r/>
+            <w:r>
+              <w:rPr>
+                <w:rFonts w:ascii="Meiryo" w:hAnsi="Meiryo" w:eastAsia="Meiryo"/>
+                <w:b/>
+                <w:sz w:val="20"/>
+              </w:rPr>
+              <w:t>子ども</w:t>
+            </w:r>
+          </w:p>
+        </w:tc>
+        <w:tc>
+          <w:tcPr>
+            <w:tcW w:type="dxa" w:w="1928"/>
+            <w:vAlign w:val="center"/>
+          </w:tcPr>
+          <w:p>
+            <w:r/>
+            <w:r>
+              <w:rPr>
+                <w:rFonts w:ascii="Meiryo" w:hAnsi="Meiryo" w:eastAsia="Meiryo"/>
+                <w:b w:val="0"/>
+                <w:color w:val="666666"/>
+                <w:sz w:val="17"/>
+              </w:rPr>
+              <w:t>（名前・イニシャルなど）</w:t>
+            </w:r>
+          </w:p>
+        </w:tc>
+      </w:tr>
+    </w:tbl>
+    <w:p>
+      <w:r>
+        <w:rPr>
+          <w:sz w:val="8"/>
+        </w:rPr>
+      </w:r>
+    </w:p>
+    <w:tbl>
+      <w:tblPr>
+        <w:tblW w:type="auto" w:w="0"/>
+        <w:jc w:val="center"/>
+        <w:tblLayout w:type="fixed"/>
+        <w:tblLook w:firstColumn="1" w:firstRow="1" w:lastColumn="0" w:lastRow="0" w:noHBand="0" w:noVBand="1" w:val="04A0"/>
+        <w:tblLayout w:type="fixed"/>
+        <w:tblBorders>
+          <w:top w:val="single" w:sz="6" w:color="7B8794"/>
+          <w:left w:val="single" w:sz="6" w:color="7B8794"/>
+          <w:bottom w:val="single" w:sz="6" w:color="7B8794"/>
+          <w:right w:val="single" w:sz="6" w:color="7B8794"/>
+          <w:insideH w:val="single" w:sz="6" w:color="7B8794"/>
+          <w:insideV w:val="single" w:sz="6" w:color="7B8794"/>
+        </w:tblBorders>
+      </w:tblPr>
+      <w:tblGrid>
+        <w:gridCol w:w="2381"/>
+        <w:gridCol w:w="7937"/>
+      </w:tblGrid>
+      <w:tr>
+        <w:trPr>
+          <w:trHeight w:val="907" w:hRule="atLeast"/>
+        </w:trPr>
+        <w:tc>
+          <w:tcPr>
+            <w:tcW w:type="dxa" w:w="2381"/>
+            <w:vAlign w:val="center"/>
+            <w:shd w:val="clear" w:color="auto" w:fill="E8EEF5"/>
+          </w:tcPr>
+          <w:p>
+            <w:r/>
+            <w:r>
+              <w:rPr>
+                <w:rFonts w:ascii="Meiryo" w:hAnsi="Meiryo" w:eastAsia="Meiryo"/>
+                <w:b/>
+                <w:sz w:val="19"/>
+              </w:rPr>
+              <w:t>①どんな生きもの？</w:t>
+            </w:r>
+          </w:p>
+        </w:tc>
+        <w:tc>
+          <w:tcPr>
+            <w:tcW w:type="dxa" w:w="7937"/>
+            <w:vAlign w:val="center"/>
+          </w:tcPr>
+          <w:p>
+            <w:r/>
+            <w:r>
+              <w:rPr>
+                <w:rFonts w:ascii="Meiryo" w:hAnsi="Meiryo" w:eastAsia="Meiryo"/>
+                <w:b w:val="0"/>
+                <w:sz w:val="20"/>
+              </w:rPr>
+              <w:t>□ どうぶつ　□ とり　□ 魚・水の生きもの　□ 虫　□ 植物</w:t>
+              <w:br/>
+              <w:t>□ ドラゴン・かいじゅう　□ その他（　　　　　　　　　　）</w:t>
+            </w:r>
+          </w:p>
+        </w:tc>
+      </w:tr>
+      <w:tr>
+        <w:trPr>
+          <w:trHeight w:val="624" w:hRule="atLeast"/>
+        </w:trPr>
+        <w:tc>
+          <w:tcPr>
+            <w:tcW w:type="dxa" w:w="2381"/>
+            <w:vAlign w:val="center"/>
+            <w:shd w:val="clear" w:color="auto" w:fill="E8EEF5"/>
+          </w:tcPr>
+          <w:p>
+            <w:r/>
+            <w:r>
+              <w:rPr>
+                <w:rFonts w:ascii="Meiryo" w:hAnsi="Meiryo" w:eastAsia="Meiryo"/>
+                <w:b/>
+                <w:sz w:val="19"/>
+              </w:rPr>
+              <w:t>②なまえ</w:t>
+            </w:r>
+          </w:p>
+        </w:tc>
+        <w:tc>
+          <w:tcPr>
+            <w:tcW w:type="dxa" w:w="7937"/>
+            <w:vAlign w:val="center"/>
+          </w:tcPr>
+          <w:p>
+            <w:r/>
+            <w:r>
+              <w:rPr>
+                <w:rFonts w:ascii="Meiryo" w:hAnsi="Meiryo" w:eastAsia="Meiryo"/>
+                <w:b w:val="0"/>
+                <w:color w:val="666666"/>
+                <w:sz w:val="19"/>
+              </w:rPr>
+              <w:t>（子どもが考えた名前）</w:t>
+            </w:r>
+          </w:p>
+        </w:tc>
+      </w:tr>
+      <w:tr>
+        <w:trPr>
+          <w:trHeight w:val="624" w:hRule="atLeast"/>
+        </w:trPr>
+        <w:tc>
+          <w:tcPr>
+            <w:tcW w:type="dxa" w:w="2381"/>
+            <w:vAlign w:val="center"/>
+            <w:shd w:val="clear" w:color="auto" w:fill="E8EEF5"/>
+          </w:tcPr>
+          <w:p>
+            <w:r/>
+            <w:r>
+              <w:rPr>
+                <w:rFonts w:ascii="Meiryo" w:hAnsi="Meiryo" w:eastAsia="Meiryo"/>
+                <w:b/>
+                <w:sz w:val="19"/>
+              </w:rPr>
+              <w:t>③タイプ（色）</w:t>
+            </w:r>
+          </w:p>
+        </w:tc>
+        <w:tc>
+          <w:tcPr>
+            <w:tcW w:type="dxa" w:w="7937"/>
+            <w:vAlign w:val="center"/>
+          </w:tcPr>
+          <w:p>
+            <w:r/>
+            <w:r>
+              <w:rPr>
+                <w:rFonts w:ascii="Meiryo" w:hAnsi="Meiryo" w:eastAsia="Meiryo"/>
+                <w:b w:val="0"/>
+                <w:sz w:val="20"/>
+              </w:rPr>
+              <w:t>□ ほのお（赤）　□ みず（青）　□ くさ（緑）　□ その他（　　　　　）</w:t>
+            </w:r>
+          </w:p>
+        </w:tc>
+      </w:tr>
+      <w:tr>
+        <w:trPr>
+          <w:trHeight w:val="1134" w:hRule="atLeast"/>
+        </w:trPr>
+        <w:tc>
+          <w:tcPr>
+            <w:tcW w:type="dxa" w:w="2381"/>
+            <w:vAlign w:val="center"/>
+            <w:shd w:val="clear" w:color="auto" w:fill="E8EEF5"/>
+          </w:tcPr>
+          <w:p>
+            <w:r/>
+            <w:r>
+              <w:rPr>
+                <w:rFonts w:ascii="Meiryo" w:hAnsi="Meiryo" w:eastAsia="Meiryo"/>
+                <w:b/>
+                <w:sz w:val="19"/>
+              </w:rPr>
+              <w:t>④すがた・</w:t>
+              <w:br/>
+              <w:t>とくちょう</w:t>
+            </w:r>
+          </w:p>
+        </w:tc>
+        <w:tc>
+          <w:tcPr>
+            <w:tcW w:type="dxa" w:w="7937"/>
+            <w:vAlign w:val="center"/>
+          </w:tcPr>
+          <w:p>
+            <w:r/>
+            <w:r>
+              <w:rPr>
+                <w:rFonts w:ascii="Meiryo" w:hAnsi="Meiryo" w:eastAsia="Meiryo"/>
+                <w:b w:val="0"/>
+                <w:color w:val="666666"/>
+                <w:sz w:val="19"/>
+              </w:rPr>
+              <w:t>（どんな見た目？ どんな体？ 例：しっぽに火がついている、耳がはっぱ）</w:t>
+            </w:r>
+          </w:p>
+        </w:tc>
+      </w:tr>
+      <w:tr>
+        <w:trPr>
+          <w:trHeight w:val="794" w:hRule="atLeast"/>
+        </w:trPr>
+        <w:tc>
+          <w:tcPr>
+            <w:tcW w:type="dxa" w:w="2381"/>
+            <w:vAlign w:val="center"/>
+            <w:shd w:val="clear" w:color="auto" w:fill="E8EEF5"/>
+          </w:tcPr>
+          <w:p>
+            <w:r/>
+            <w:r>
+              <w:rPr>
+                <w:rFonts w:ascii="Meiryo" w:hAnsi="Meiryo" w:eastAsia="Meiryo"/>
+                <w:b/>
+                <w:sz w:val="19"/>
+              </w:rPr>
+              <w:t>⑤いる場所</w:t>
+            </w:r>
+          </w:p>
+        </w:tc>
+        <w:tc>
+          <w:tcPr>
+            <w:tcW w:type="dxa" w:w="7937"/>
+            <w:vAlign w:val="center"/>
+          </w:tcPr>
+          <w:p>
+            <w:r/>
+            <w:r>
+              <w:rPr>
+                <w:rFonts w:ascii="Meiryo" w:hAnsi="Meiryo" w:eastAsia="Meiryo"/>
+                <w:b w:val="0"/>
+                <w:color w:val="666666"/>
+                <w:sz w:val="19"/>
+              </w:rPr>
+              <w:t>（どんなところにいる？ 例：火山、池のそば、お花畑）</w:t>
+            </w:r>
+          </w:p>
+        </w:tc>
+      </w:tr>
+      <w:tr>
+        <w:trPr>
+          <w:trHeight w:val="624" w:hRule="atLeast"/>
+        </w:trPr>
+        <w:tc>
+          <w:tcPr>
+            <w:tcW w:type="dxa" w:w="2381"/>
+            <w:vAlign w:val="center"/>
+            <w:shd w:val="clear" w:color="auto" w:fill="E8EEF5"/>
+          </w:tcPr>
+          <w:p>
+            <w:r/>
+            <w:r>
+              <w:rPr>
+                <w:rFonts w:ascii="Meiryo" w:hAnsi="Meiryo" w:eastAsia="Meiryo"/>
+                <w:b/>
+                <w:sz w:val="19"/>
+              </w:rPr>
+              <w:t>⑥せいかく・つよさ</w:t>
+            </w:r>
+          </w:p>
+        </w:tc>
+        <w:tc>
+          <w:tcPr>
+            <w:tcW w:type="dxa" w:w="7937"/>
+            <w:vAlign w:val="center"/>
+          </w:tcPr>
+          <w:p>
+            <w:r/>
+            <w:r>
+              <w:rPr>
+                <w:rFonts w:ascii="Meiryo" w:hAnsi="Meiryo" w:eastAsia="Meiryo"/>
+                <w:b w:val="0"/>
+                <w:sz w:val="20"/>
+              </w:rPr>
+              <w:t>□ やさしい　□ げんき　□ つよそう　□ おとなしい　□ その他（　　　　　）</w:t>
+            </w:r>
+          </w:p>
+        </w:tc>
+      </w:tr>
+      <w:tr>
+        <w:trPr>
+          <w:trHeight w:val="1247" w:hRule="atLeast"/>
+        </w:trPr>
+        <w:tc>
+          <w:tcPr>
+            <w:tcW w:type="dxa" w:w="2381"/>
+            <w:vAlign w:val="center"/>
+            <w:shd w:val="clear" w:color="auto" w:fill="E8EEF5"/>
+          </w:tcPr>
+          <w:p>
+            <w:r/>
+            <w:r>
+              <w:rPr>
+                <w:rFonts w:ascii="Meiryo" w:hAnsi="Meiryo" w:eastAsia="Meiryo"/>
+                <w:b/>
+                <w:sz w:val="19"/>
+              </w:rPr>
+              <w:t>⑦ワザ</w:t>
+            </w:r>
+          </w:p>
+        </w:tc>
+        <w:tc>
+          <w:tcPr>
+            <w:tcW w:type="dxa" w:w="7937"/>
+            <w:vAlign w:val="center"/>
+          </w:tcPr>
+          <w:p>
+            <w:r/>
+            <w:r>
+              <w:rPr>
+                <w:rFonts w:ascii="Meiryo" w:hAnsi="Meiryo" w:eastAsia="Meiryo"/>
+                <w:b w:val="0"/>
+                <w:sz w:val="20"/>
+              </w:rPr>
+              <w:t>ワザ1（なまえ・どんな こうげき？）：</w:t>
+              <w:br/>
+              <w:t>ワザ2（なまえ・どんな こうげき？）：</w:t>
+            </w:r>
+          </w:p>
+        </w:tc>
+      </w:tr>
+    </w:tbl>
+    <w:p>
+      <w:r>
+        <w:rPr>
+          <w:sz w:val="10"/>
+        </w:rPr>
+      </w:r>
+    </w:p>
+    <w:p>
+      <w:r>
+        <w:rPr>
+          <w:rFonts w:ascii="Meiryo" w:hAnsi="Meiryo" w:eastAsia="Meiryo"/>
+          <w:b/>
+          <w:sz w:val="20"/>
+        </w:rPr>
+        <w:t>■ 大人が、ChatGPTに入力する文章（上の内容をもとに書く）</w:t>
+      </w:r>
+    </w:p>
+    <w:tbl>
+      <w:tblPr>
+        <w:tblW w:type="auto" w:w="0"/>
+        <w:jc w:val="center"/>
+        <w:tblLayout w:type="fixed"/>
+        <w:tblLook w:firstColumn="1" w:firstRow="1" w:lastColumn="0" w:lastRow="0" w:noHBand="0" w:noVBand="1" w:val="04A0"/>
+        <w:tblLayout w:type="fixed"/>
+        <w:tblBorders>
+          <w:top w:val="single" w:sz="6" w:color="7B8794"/>
+          <w:left w:val="single" w:sz="6" w:color="7B8794"/>
+          <w:bottom w:val="single" w:sz="6" w:color="7B8794"/>
+          <w:right w:val="single" w:sz="6" w:color="7B8794"/>
+          <w:insideH w:val="single" w:sz="6" w:color="7B8794"/>
+          <w:insideV w:val="single" w:sz="6" w:color="7B8794"/>
+        </w:tblBorders>
+      </w:tblPr>
+      <w:tblGrid>
+        <w:gridCol w:w="10318"/>
+      </w:tblGrid>
+      <w:tr>
+        <w:trPr>
+          <w:trHeight w:val="1928" w:hRule="atLeast"/>
+        </w:trPr>
+        <w:tc>
+          <w:tcPr>
+            <w:tcW w:type="dxa" w:w="10318"/>
+            <w:vAlign w:val="center"/>
+          </w:tcPr>
+          <w:p>
+            <w:r/>
+            <w:r>
+              <w:rPr>
+                <w:rFonts w:ascii="Meiryo" w:hAnsi="Meiryo" w:eastAsia="Meiryo"/>
+                <w:b w:val="0"/>
+                <w:color w:val="888888"/>
+                <w:sz w:val="17"/>
+              </w:rPr>
+              <w:t>例：「しっぽの先に小さな炎がついた、かわいいトカゲのかいじゅうを描いてください。火山の前で、元気に立っています。かわいいアニメ風のイラスト。横長（3:2）。背景も描いてください。文字は入れないでください。」</w:t>
+            </w:r>
+          </w:p>
+        </w:tc>
+      </w:tr>
+    </w:tbl>
+    <w:p>
+      <w:r>
+        <w:rPr>
+          <w:sz w:val="10"/>
+        </w:rPr>
+      </w:r>
+    </w:p>
+    <w:p>
+      <w:r>
+        <w:rPr>
+          <w:rFonts w:ascii="Meiryo" w:hAnsi="Meiryo" w:eastAsia="Meiryo"/>
+          <w:b/>
+          <w:sz w:val="20"/>
+        </w:rPr>
+        <w:t>■ できあがりを、子どもといっしょに見る</w:t>
+      </w:r>
+    </w:p>
+    <w:tbl>
+      <w:tblPr>
+        <w:tblW w:type="auto" w:w="0"/>
+        <w:jc w:val="center"/>
+        <w:tblLayout w:type="fixed"/>
+        <w:tblLook w:firstColumn="1" w:firstRow="1" w:lastColumn="0" w:lastRow="0" w:noHBand="0" w:noVBand="1" w:val="04A0"/>
+        <w:tblLayout w:type="fixed"/>
+        <w:tblBorders>
+          <w:top w:val="single" w:sz="6" w:color="7B8794"/>
+          <w:left w:val="single" w:sz="6" w:color="7B8794"/>
+          <w:bottom w:val="single" w:sz="6" w:color="7B8794"/>
+          <w:right w:val="single" w:sz="6" w:color="7B8794"/>
+          <w:insideH w:val="single" w:sz="6" w:color="7B8794"/>
+          <w:insideV w:val="single" w:sz="6" w:color="7B8794"/>
+        </w:tblBorders>
+      </w:tblPr>
+      <w:tblGrid>
+        <w:gridCol w:w="10318"/>
+      </w:tblGrid>
+      <w:tr>
+        <w:trPr>
+          <w:trHeight w:val="1247" w:hRule="atLeast"/>
+        </w:trPr>
+        <w:tc>
+          <w:tcPr>
+            <w:tcW w:type="dxa" w:w="10318"/>
+            <w:vAlign w:val="center"/>
+          </w:tcPr>
+          <w:p>
+            <w:r/>
+            <w:r>
+              <w:rPr>
+                <w:rFonts w:ascii="Meiryo" w:hAnsi="Meiryo" w:eastAsia="Meiryo"/>
+                <w:b w:val="0"/>
+                <w:sz w:val="20"/>
+              </w:rPr>
+              <w:t>□ 気に入った　　□ 直したい（どこを、どうしたい？）：</w:t>
+            </w:r>
+          </w:p>
+        </w:tc>
+      </w:tr>
+    </w:tbl>
+    <w:p>
+      <w:r>
+        <w:rPr>
+          <w:sz w:val="8"/>
+        </w:rPr>
+      </w:r>
+    </w:p>
+    <w:p>
       <w:r>
         <w:rPr>
           <w:rFonts w:ascii="Meiryo" w:hAnsi="Meiryo" w:eastAsia="Meiryo"/>
           <w:b w:val="0"/>
+          <w:color w:val="555555"/>
+          <w:sz w:val="18"/>
         </w:rPr>
-        <w:t>案B・案Cを、将来の候補として考えてよいか。</w:t>
+        <w:t>【注意】子どもの名前や学校名など、個人情報は、ChatGPTに入力しません。既存のキャラクターの名前（ポケモンなど）も、入力しません。</w:t>
       </w:r>
     </w:p>
     <w:sectPr>

--- a/pokemon-card-daian.docx
+++ b/pokemon-card-daian.docx
@@ -251,7 +251,122 @@
           <w:color w:val="1F3A5F"/>
           <w:sz w:val="23"/>
         </w:rPr>
-        <w:t>3. 変わらないこと</w:t>
+        <w:t>3. カードの強さとデッキづくり</w:t>
+      </w:r>
+    </w:p>
+    <w:p>
+      <w:pPr>
+        <w:pStyle w:val="ListBullet"/>
+        <w:spacing w:after="20"/>
+      </w:pPr>
+      <w:r>
+        <w:rPr>
+          <w:rFonts w:ascii="Meiryo" w:hAnsi="Meiryo" w:eastAsia="Meiryo"/>
+          <w:b/>
+        </w:rPr>
+        <w:t>強さの目安表</w:t>
+      </w:r>
+      <w:r>
+        <w:rPr>
+          <w:rFonts w:ascii="Meiryo" w:hAnsi="Meiryo" w:eastAsia="Meiryo"/>
+          <w:b w:val="0"/>
+        </w:rPr>
+        <w:t>：職員で、HP、ワザのダメージ、必要なエネルギーの数などの強さを考え、「カードの強さの目安表」を作ります。子どもが作るカードも、この目安表の範囲内で作ります。</w:t>
+      </w:r>
+    </w:p>
+    <w:p>
+      <w:pPr>
+        <w:pStyle w:val="ListBullet"/>
+        <w:spacing w:after="20"/>
+      </w:pPr>
+      <w:r>
+        <w:rPr>
+          <w:rFonts w:ascii="Meiryo" w:hAnsi="Meiryo" w:eastAsia="Meiryo"/>
+          <w:b/>
+        </w:rPr>
+        <w:t>ランク分け</w:t>
+      </w:r>
+      <w:r>
+        <w:rPr>
+          <w:rFonts w:ascii="Meiryo" w:hAnsi="Meiryo" w:eastAsia="Meiryo"/>
+          <w:b w:val="0"/>
+        </w:rPr>
+        <w:t>：目安表をもとに、カードを強さでランク分けします（例：Aランク＝強い、Bランク＝ふつう、Cランク＝やさしい）。ランクの決め方は、職員で考えます。</w:t>
+      </w:r>
+    </w:p>
+    <w:p>
+      <w:pPr>
+        <w:pStyle w:val="ListBullet"/>
+        <w:spacing w:after="20"/>
+      </w:pPr>
+      <w:r>
+        <w:rPr>
+          <w:rFonts w:ascii="Meiryo" w:hAnsi="Meiryo" w:eastAsia="Meiryo"/>
+          <w:b/>
+        </w:rPr>
+        <w:t>デッキづくり</w:t>
+      </w:r>
+      <w:r>
+        <w:rPr>
+          <w:rFonts w:ascii="Meiryo" w:hAnsi="Meiryo" w:eastAsia="Meiryo"/>
+          <w:b w:val="0"/>
+        </w:rPr>
+        <w:t>：子どもが、自分たちのカードを使って、デッキを作ります。</w:t>
+      </w:r>
+    </w:p>
+    <w:p>
+      <w:pPr>
+        <w:pStyle w:val="ListBullet"/>
+        <w:spacing w:after="20"/>
+      </w:pPr>
+      <w:r>
+        <w:rPr>
+          <w:rFonts w:ascii="Meiryo" w:hAnsi="Meiryo" w:eastAsia="Meiryo"/>
+          <w:b/>
+        </w:rPr>
+        <w:t>デッキづくりのルール</w:t>
+      </w:r>
+      <w:r>
+        <w:rPr>
+          <w:rFonts w:ascii="Meiryo" w:hAnsi="Meiryo" w:eastAsia="Meiryo"/>
+          <w:b w:val="0"/>
+        </w:rPr>
+        <w:t>：ランクごとに、デッキに入れられる枚数の制限をつけます（例：Aランクは1枚まで、Bランクは3枚まで、Cランクは自由）。強いカードばかりのデッキにならないようにして、対戦のバランスをとります。</w:t>
+      </w:r>
+    </w:p>
+    <w:p>
+      <w:pPr>
+        <w:pStyle w:val="ListBullet"/>
+        <w:spacing w:after="20"/>
+      </w:pPr>
+      <w:r>
+        <w:rPr>
+          <w:rFonts w:ascii="Meiryo" w:hAnsi="Meiryo" w:eastAsia="Meiryo"/>
+          <w:b/>
+        </w:rPr>
+        <w:t>強さを決める人</w:t>
+      </w:r>
+      <w:r>
+        <w:rPr>
+          <w:rFonts w:ascii="Meiryo" w:hAnsi="Meiryo" w:eastAsia="Meiryo"/>
+          <w:b w:val="0"/>
+        </w:rPr>
+        <w:t>：ワザのダメージ量など、カードの強さは、職員で考えて決めます。</w:t>
+      </w:r>
+    </w:p>
+    <w:p>
+      <w:pPr>
+        <w:keepNext/>
+        <w:spacing w:before="160"/>
+      </w:pPr>
+      <w:r>
+        <w:rPr>
+          <w:rFonts w:ascii="Meiryo" w:hAnsi="Meiryo" w:eastAsia="Meiryo"/>
+          <w:b/>
+          <w:color w:val="1F3A5F"/>
+          <w:sz w:val="23"/>
+        </w:rPr>
+        <w:t>4. 変わらないこと</w:t>
       </w:r>
     </w:p>
     <w:p>
@@ -920,6 +1035,17 @@
           <w:color w:val="555555"/>
           <w:sz w:val="18"/>
         </w:rPr>
+        <w:t>※ HPやワザのダメージの数字は、「カードの強さの目安表」をもとに、職員が決めます。</w:t>
+      </w:r>
+    </w:p>
+    <w:p>
+      <w:r>
+        <w:rPr>
+          <w:rFonts w:ascii="Meiryo" w:hAnsi="Meiryo" w:eastAsia="Meiryo"/>
+          <w:b w:val="0"/>
+          <w:color w:val="555555"/>
+          <w:sz w:val="18"/>
+        </w:rPr>
         <w:t>【注意】子どもの名前や学校名など、個人情報は、ChatGPTに入力しません。既存のキャラクターの名前（ポケモンなど）も、入力しません。</w:t>
       </w:r>
     </w:p>
